--- a/3BHITS/GGP/Zwischenkriegszeit_Einheit 1_Schülerversion.docx
+++ b/3BHITS/GGP/Zwischenkriegszeit_Einheit 1_Schülerversion.docx
@@ -1442,7 +1442,7 @@
             </w:pPr>
             <w:r>
               <w:rPr>
-                <w:rFonts w:eastAsia="Calibri" w:cs="Calibri Light" w:cstheme="majorHAnsi" w:ascii="Calibri Light" w:hAnsi="Calibri Light"/>
+                <w:rFonts w:eastAsia="Calibri" w:cs="Calibri Light" w:ascii="Calibri Light" w:hAnsi="Calibri Light" w:cstheme="majorHAnsi"/>
                 <w:b/>
                 <w:bCs/>
                 <w:kern w:val="0"/>
@@ -1601,7 +1601,7 @@
       </w:pPr>
       <w:r>
         <w:rPr>
-          <w:rFonts w:cs="Calibri Light" w:ascii="Calibri Light" w:hAnsi="Calibri Light" w:asciiTheme="majorHAnsi" w:cstheme="majorHAnsi" w:hAnsiTheme="majorHAnsi"/>
+          <w:rFonts w:cs="Calibri Light" w:cstheme="majorHAnsi" w:ascii="Calibri Light" w:hAnsi="Calibri Light"/>
           <w:sz w:val="18"/>
           <w:szCs w:val="18"/>
         </w:rPr>
@@ -1609,35 +1609,33 @@
       </w:r>
       <w:r>
         <w:rPr>
-          <w:rFonts w:cs="Calibri Light" w:ascii="Calibri Light" w:hAnsi="Calibri Light" w:asciiTheme="majorHAnsi" w:cstheme="majorHAnsi" w:hAnsiTheme="majorHAnsi"/>
-          <w:b/>
-          <w:bCs/>
-          <w:sz w:val="18"/>
-          <w:szCs w:val="18"/>
-        </w:rPr>
-        <w:t>______________</w:t>
-      </w:r>
-      <w:r>
-        <w:rPr>
-          <w:rFonts w:cs="Calibri Light" w:ascii="Calibri Light" w:hAnsi="Calibri Light" w:asciiTheme="majorHAnsi" w:cstheme="majorHAnsi" w:hAnsiTheme="majorHAnsi"/>
-          <w:sz w:val="18"/>
-          <w:szCs w:val="18"/>
-        </w:rPr>
-        <w:t xml:space="preserve"> zwischen 1924-1929 wird auch als die </w:t>
-      </w:r>
-      <w:r>
-        <w:rPr>
-          <w:rFonts w:cs="Calibri Light" w:ascii="Calibri Light" w:hAnsi="Calibri Light" w:asciiTheme="majorHAnsi" w:cstheme="majorHAnsi" w:hAnsiTheme="majorHAnsi"/>
-          <w:b/>
-          <w:bCs/>
-          <w:sz w:val="18"/>
-          <w:szCs w:val="18"/>
-        </w:rPr>
-        <w:t>______________</w:t>
-      </w:r>
-      <w:r>
-        <w:rPr>
-          <w:rFonts w:cs="Calibri Light" w:ascii="Calibri Light" w:hAnsi="Calibri Light" w:asciiTheme="majorHAnsi" w:cstheme="majorHAnsi" w:hAnsiTheme="majorHAnsi"/>
+          <w:rFonts w:cs="Calibri Light" w:cstheme="majorHAnsi" w:ascii="Calibri Light" w:hAnsi="Calibri Light"/>
+          <w:b/>
+          <w:sz w:val="18"/>
+          <w:szCs w:val="18"/>
+        </w:rPr>
+        <w:t>wirtschaftlicher Aufschwung</w:t>
+      </w:r>
+      <w:r>
+        <w:rPr>
+          <w:rFonts w:cs="Calibri Light" w:cstheme="majorHAnsi" w:ascii="Calibri Light" w:hAnsi="Calibri Light"/>
+          <w:sz w:val="18"/>
+          <w:szCs w:val="18"/>
+        </w:rPr>
+        <w:t xml:space="preserve"> zwischen 1924–1929 wird auch als die </w:t>
+      </w:r>
+      <w:r>
+        <w:rPr>
+          <w:rFonts w:cs="Calibri Light" w:cstheme="majorHAnsi" w:ascii="Calibri Light" w:hAnsi="Calibri Light"/>
+          <w:b/>
+          <w:sz w:val="18"/>
+          <w:szCs w:val="18"/>
+        </w:rPr>
+        <w:t>Goldenen Zwanziger</w:t>
+      </w:r>
+      <w:r>
+        <w:rPr>
+          <w:rFonts w:cs="Calibri Light" w:cstheme="majorHAnsi" w:ascii="Calibri Light" w:hAnsi="Calibri Light"/>
           <w:sz w:val="18"/>
           <w:szCs w:val="18"/>
         </w:rPr>
@@ -1645,17 +1643,16 @@
       </w:r>
       <w:r>
         <w:rPr>
-          <w:rFonts w:cs="Calibri Light" w:ascii="Calibri Light" w:hAnsi="Calibri Light" w:asciiTheme="majorHAnsi" w:cstheme="majorHAnsi" w:hAnsiTheme="majorHAnsi"/>
-          <w:b/>
-          <w:bCs/>
-          <w:sz w:val="18"/>
-          <w:szCs w:val="18"/>
-        </w:rPr>
-        <w:t>____________</w:t>
-      </w:r>
-      <w:r>
-        <w:rPr>
-          <w:rFonts w:cs="Calibri Light" w:ascii="Calibri Light" w:hAnsi="Calibri Light" w:asciiTheme="majorHAnsi" w:cstheme="majorHAnsi" w:hAnsiTheme="majorHAnsi"/>
+          <w:rFonts w:cs="Calibri Light" w:cstheme="majorHAnsi" w:ascii="Calibri Light" w:hAnsi="Calibri Light"/>
+          <w:b/>
+          <w:sz w:val="18"/>
+          <w:szCs w:val="18"/>
+        </w:rPr>
+        <w:t>Großstädten</w:t>
+      </w:r>
+      <w:r>
+        <w:rPr>
+          <w:rFonts w:cs="Calibri Light" w:cstheme="majorHAnsi" w:ascii="Calibri Light" w:hAnsi="Calibri Light"/>
           <w:sz w:val="18"/>
           <w:szCs w:val="18"/>
         </w:rPr>
@@ -1663,17 +1660,16 @@
       </w:r>
       <w:r>
         <w:rPr>
-          <w:rFonts w:cs="Calibri Light" w:ascii="Calibri Light" w:hAnsi="Calibri Light" w:asciiTheme="majorHAnsi" w:cstheme="majorHAnsi" w:hAnsiTheme="majorHAnsi"/>
-          <w:b/>
-          <w:bCs/>
-          <w:sz w:val="18"/>
-          <w:szCs w:val="18"/>
-        </w:rPr>
-        <w:t>___________</w:t>
-      </w:r>
-      <w:r>
-        <w:rPr>
-          <w:rFonts w:cs="Calibri Light" w:ascii="Calibri Light" w:hAnsi="Calibri Light" w:asciiTheme="majorHAnsi" w:cstheme="majorHAnsi" w:hAnsiTheme="majorHAnsi"/>
+          <w:rFonts w:cs="Calibri Light" w:cstheme="majorHAnsi" w:ascii="Calibri Light" w:hAnsi="Calibri Light"/>
+          <w:b/>
+          <w:sz w:val="18"/>
+          <w:szCs w:val="18"/>
+        </w:rPr>
+        <w:t>Modernität</w:t>
+      </w:r>
+      <w:r>
+        <w:rPr>
+          <w:rFonts w:cs="Calibri Light" w:cstheme="majorHAnsi" w:ascii="Calibri Light" w:hAnsi="Calibri Light"/>
           <w:sz w:val="18"/>
           <w:szCs w:val="18"/>
         </w:rPr>
@@ -1681,17 +1677,16 @@
       </w:r>
       <w:r>
         <w:rPr>
-          <w:rFonts w:cs="Calibri Light" w:ascii="Calibri Light" w:hAnsi="Calibri Light" w:asciiTheme="majorHAnsi" w:cstheme="majorHAnsi" w:hAnsiTheme="majorHAnsi"/>
-          <w:b/>
-          <w:bCs/>
-          <w:sz w:val="18"/>
-          <w:szCs w:val="18"/>
-        </w:rPr>
-        <w:t>__________</w:t>
-      </w:r>
-      <w:r>
-        <w:rPr>
-          <w:rFonts w:cs="Calibri Light" w:ascii="Calibri Light" w:hAnsi="Calibri Light" w:asciiTheme="majorHAnsi" w:cstheme="majorHAnsi" w:hAnsiTheme="majorHAnsi"/>
+          <w:rFonts w:cs="Calibri Light" w:cstheme="majorHAnsi" w:ascii="Calibri Light" w:hAnsi="Calibri Light"/>
+          <w:b/>
+          <w:sz w:val="18"/>
+          <w:szCs w:val="18"/>
+        </w:rPr>
+        <w:t>Fortschritt</w:t>
+      </w:r>
+      <w:r>
+        <w:rPr>
+          <w:rFonts w:cs="Calibri Light" w:cstheme="majorHAnsi" w:ascii="Calibri Light" w:hAnsi="Calibri Light"/>
           <w:sz w:val="18"/>
           <w:szCs w:val="18"/>
         </w:rPr>
@@ -1699,71 +1694,67 @@
       </w:r>
       <w:r>
         <w:rPr>
-          <w:rFonts w:cs="Calibri Light" w:ascii="Calibri Light" w:hAnsi="Calibri Light" w:asciiTheme="majorHAnsi" w:cstheme="majorHAnsi" w:hAnsiTheme="majorHAnsi"/>
-          <w:b/>
-          <w:bCs/>
-          <w:sz w:val="18"/>
-          <w:szCs w:val="18"/>
-        </w:rPr>
-        <w:t>__________________</w:t>
-      </w:r>
-      <w:r>
-        <w:rPr>
-          <w:rFonts w:cs="Calibri Light" w:ascii="Calibri Light" w:hAnsi="Calibri Light" w:asciiTheme="majorHAnsi" w:cstheme="majorHAnsi" w:hAnsiTheme="majorHAnsi"/>
-          <w:sz w:val="18"/>
-          <w:szCs w:val="18"/>
-        </w:rPr>
-        <w:t>. Es kam zu einer Blüte in den Bereichen der</w:t>
-      </w:r>
-      <w:r>
-        <w:rPr>
-          <w:rFonts w:cs="Calibri Light" w:ascii="Calibri Light" w:hAnsi="Calibri Light" w:asciiTheme="majorHAnsi" w:cstheme="majorHAnsi" w:hAnsiTheme="majorHAnsi"/>
-          <w:b/>
-          <w:bCs/>
-          <w:sz w:val="18"/>
-          <w:szCs w:val="18"/>
-        </w:rPr>
-        <w:t>_______</w:t>
-      </w:r>
-      <w:r>
-        <w:rPr>
-          <w:rFonts w:cs="Calibri Light" w:ascii="Calibri Light" w:hAnsi="Calibri Light" w:asciiTheme="majorHAnsi" w:cstheme="majorHAnsi" w:hAnsiTheme="majorHAnsi"/>
-          <w:sz w:val="18"/>
-          <w:szCs w:val="18"/>
-        </w:rPr>
-        <w:t>, Unterhaltung, Verkehr und</w:t>
-      </w:r>
-      <w:r>
-        <w:rPr>
-          <w:rFonts w:cs="Calibri Light" w:ascii="Calibri Light" w:hAnsi="Calibri Light" w:asciiTheme="majorHAnsi" w:cstheme="majorHAnsi" w:hAnsiTheme="majorHAnsi"/>
-          <w:b/>
-          <w:bCs/>
-          <w:sz w:val="18"/>
-          <w:szCs w:val="18"/>
-        </w:rPr>
-        <w:t>__________</w:t>
-      </w:r>
-      <w:r>
-        <w:rPr>
-          <w:rFonts w:cs="Calibri Light" w:ascii="Calibri Light" w:hAnsi="Calibri Light" w:asciiTheme="majorHAnsi" w:cstheme="majorHAnsi" w:hAnsiTheme="majorHAnsi"/>
-          <w:sz w:val="18"/>
-          <w:szCs w:val="18"/>
-        </w:rPr>
-        <w:t>. Der moderne Lebensstil orientierte sich an</w:t>
-      </w:r>
-      <w:r>
-        <w:rPr>
-          <w:rFonts w:cs="Calibri Light" w:ascii="Calibri Light" w:hAnsi="Calibri Light" w:asciiTheme="majorHAnsi" w:cstheme="majorHAnsi" w:hAnsiTheme="majorHAnsi"/>
-          <w:b/>
-          <w:bCs/>
-          <w:sz w:val="18"/>
-          <w:szCs w:val="18"/>
-        </w:rPr>
-        <w:t>________</w:t>
-      </w:r>
-      <w:r>
-        <w:rPr>
-          <w:rFonts w:cs="Calibri Light" w:ascii="Calibri Light" w:hAnsi="Calibri Light" w:asciiTheme="majorHAnsi" w:cstheme="majorHAnsi" w:hAnsiTheme="majorHAnsi"/>
+          <w:rFonts w:cs="Calibri Light" w:cstheme="majorHAnsi" w:ascii="Calibri Light" w:hAnsi="Calibri Light"/>
+          <w:b/>
+          <w:sz w:val="18"/>
+          <w:szCs w:val="18"/>
+        </w:rPr>
+        <w:t>Verderbens und der Unmoral</w:t>
+      </w:r>
+      <w:r>
+        <w:rPr>
+          <w:rFonts w:cs="Calibri Light" w:cstheme="majorHAnsi" w:ascii="Calibri Light" w:hAnsi="Calibri Light"/>
+          <w:sz w:val="18"/>
+          <w:szCs w:val="18"/>
+        </w:rPr>
+        <w:t xml:space="preserve">. Es kam zu einer Blüte in den Bereichen der </w:t>
+      </w:r>
+      <w:r>
+        <w:rPr>
+          <w:rFonts w:cs="Calibri Light" w:cstheme="majorHAnsi" w:ascii="Calibri Light" w:hAnsi="Calibri Light"/>
+          <w:b/>
+          <w:sz w:val="18"/>
+          <w:szCs w:val="18"/>
+        </w:rPr>
+        <w:t>Kunst</w:t>
+      </w:r>
+      <w:r>
+        <w:rPr>
+          <w:rFonts w:cs="Calibri Light" w:cstheme="majorHAnsi" w:ascii="Calibri Light" w:hAnsi="Calibri Light"/>
+          <w:sz w:val="18"/>
+          <w:szCs w:val="18"/>
+        </w:rPr>
+        <w:t xml:space="preserve">, Unterhaltung, Verkehr und </w:t>
+      </w:r>
+      <w:r>
+        <w:rPr>
+          <w:rFonts w:cs="Calibri Light" w:cstheme="majorHAnsi" w:ascii="Calibri Light" w:hAnsi="Calibri Light"/>
+          <w:b/>
+          <w:sz w:val="18"/>
+          <w:szCs w:val="18"/>
+        </w:rPr>
+        <w:t>Technik</w:t>
+      </w:r>
+      <w:r>
+        <w:rPr>
+          <w:rFonts w:cs="Calibri Light" w:cstheme="majorHAnsi" w:ascii="Calibri Light" w:hAnsi="Calibri Light"/>
+          <w:sz w:val="18"/>
+          <w:szCs w:val="18"/>
+        </w:rPr>
+        <w:t xml:space="preserve">. Der moderne Lebensstil orientierte sich an </w:t>
+      </w:r>
+      <w:r>
+        <w:rPr>
+          <w:rFonts w:cs="Calibri Light" w:cstheme="majorHAnsi" w:ascii="Calibri Light" w:hAnsi="Calibri Light"/>
+          <w:b/>
+          <w:sz w:val="18"/>
+          <w:szCs w:val="18"/>
+        </w:rPr>
+        <w:t>Amerika</w:t>
+      </w:r>
+      <w:r>
+        <w:rPr>
+          <w:rFonts w:cs="Calibri Light" w:cstheme="majorHAnsi" w:ascii="Calibri Light" w:hAnsi="Calibri Light"/>
           <w:sz w:val="18"/>
           <w:szCs w:val="18"/>
         </w:rPr>
@@ -1771,37 +1762,33 @@
       </w:r>
       <w:r>
         <w:rPr>
-          <w:rFonts w:cs="Calibri Light" w:ascii="Calibri Light" w:hAnsi="Calibri Light" w:asciiTheme="majorHAnsi" w:cstheme="majorHAnsi" w:hAnsiTheme="majorHAnsi"/>
-          <w:b/>
-          <w:bCs/>
-          <w:sz w:val="18"/>
-          <w:szCs w:val="18"/>
-        </w:rPr>
-        <w:t>_________</w:t>
-      </w:r>
-      <w:r>
-        <w:rPr>
-          <w:rFonts w:cs="Calibri Light" w:ascii="Calibri Light" w:hAnsi="Calibri Light" w:asciiTheme="majorHAnsi" w:cstheme="majorHAnsi" w:hAnsiTheme="majorHAnsi"/>
-          <w:sz w:val="18"/>
-          <w:szCs w:val="18"/>
-        </w:rPr>
-        <w:t xml:space="preserve">begannen, Sport zu betreiben, so nahm 1926 die erste Frau an den </w:t>
-      </w:r>
-      <w:r>
-        <w:rPr>
-          <w:rFonts w:cs="Calibri Light" w:ascii="Calibri Light" w:hAnsi="Calibri Light" w:asciiTheme="majorHAnsi" w:cstheme="majorHAnsi" w:hAnsiTheme="majorHAnsi"/>
-          <w:b/>
-          <w:bCs/>
-          <w:sz w:val="18"/>
-          <w:szCs w:val="18"/>
-        </w:rPr>
-        <w:t>______________</w:t>
-      </w:r>
-      <w:bookmarkStart w:id="0" w:name="_GoBack"/>
-      <w:bookmarkEnd w:id="0"/>
-      <w:r>
-        <w:rPr>
-          <w:rFonts w:cs="Calibri Light" w:ascii="Calibri Light" w:hAnsi="Calibri Light" w:asciiTheme="majorHAnsi" w:cstheme="majorHAnsi" w:hAnsiTheme="majorHAnsi"/>
+          <w:rFonts w:cs="Calibri Light" w:cstheme="majorHAnsi" w:ascii="Calibri Light" w:hAnsi="Calibri Light"/>
+          <w:b/>
+          <w:sz w:val="18"/>
+          <w:szCs w:val="18"/>
+        </w:rPr>
+        <w:t>Frauen</w:t>
+      </w:r>
+      <w:r>
+        <w:rPr>
+          <w:rFonts w:cs="Calibri Light" w:cstheme="majorHAnsi" w:ascii="Calibri Light" w:hAnsi="Calibri Light"/>
+          <w:sz w:val="18"/>
+          <w:szCs w:val="18"/>
+        </w:rPr>
+        <w:t xml:space="preserve"> begannen, Sport zu betreiben, so nahm 1926 die erste Frau an den </w:t>
+      </w:r>
+      <w:r>
+        <w:rPr>
+          <w:rFonts w:cs="Calibri Light" w:cstheme="majorHAnsi" w:ascii="Calibri Light" w:hAnsi="Calibri Light"/>
+          <w:b/>
+          <w:sz w:val="18"/>
+          <w:szCs w:val="18"/>
+        </w:rPr>
+        <w:t>Olympischen Spielen</w:t>
+      </w:r>
+      <w:r>
+        <w:rPr>
+          <w:rFonts w:cs="Calibri Light" w:cstheme="majorHAnsi" w:ascii="Calibri Light" w:hAnsi="Calibri Light"/>
           <w:sz w:val="18"/>
           <w:szCs w:val="18"/>
         </w:rPr>
@@ -3068,8 +3055,8 @@
       <w:u w:val="single"/>
     </w:rPr>
   </w:style>
-  <w:style w:type="character" w:styleId="Bullets">
-    <w:name w:val="Bullets"/>
+  <w:style w:type="character" w:styleId="Bulletsuser">
+    <w:name w:val="Bullets (user)"/>
     <w:qFormat/>
     <w:rPr>
       <w:rFonts w:ascii="OpenSymbol" w:hAnsi="OpenSymbol" w:eastAsia="OpenSymbol" w:cs="OpenSymbol"/>
@@ -3169,15 +3156,15 @@
     </w:pPr>
     <w:rPr/>
   </w:style>
-  <w:style w:type="paragraph" w:styleId="FrameContentsuser">
-    <w:name w:val="Frame Contents (user)"/>
+  <w:style w:type="paragraph" w:styleId="FrameContents">
+    <w:name w:val="Frame Contents"/>
     <w:basedOn w:val="Normal"/>
     <w:qFormat/>
     <w:pPr/>
     <w:rPr/>
   </w:style>
-  <w:style w:type="paragraph" w:styleId="FrameContents">
-    <w:name w:val="Frame Contents"/>
+  <w:style w:type="paragraph" w:styleId="FrameContentsuser">
+    <w:name w:val="Frame Contents (user)"/>
     <w:basedOn w:val="Normal"/>
     <w:qFormat/>
     <w:pPr/>
